--- a/CNC-Plasma/assets/downloads/teacher-program-v1.0.0.docx
+++ b/CNC-Plasma/assets/downloads/teacher-program-v1.0.0.docx
@@ -48,7 +48,7 @@
         <w:rPr>
           <w:b w:val="0"/>
         </w:rPr>
-        <w:t>Version 1.0.0 | Prepared 7 September 2026 | Faculty review and sign-off pending | Local preview only. Proposed balance: 9 Site/theory, 9 Project/folio and 2 conditional Practical blocks. P means proposed block, not a confirmed timetable period.</w:t>
+        <w:t>Version 1.0.0 | Prepared 7 September 2026 | Faculty review and sign-off pending | Published teaching resource. Proposed balance: 9 Site/theory, 9 Project/folio and 2 conditional Practical blocks. P means proposed block, not a confirmed timetable period.</w:t>
       </w:r>
     </w:p>
     <w:p>
